--- a/doc/human/SB-00_Third_Party_Pricing_Baseline_v1_1.docx
+++ b/doc/human/SB-00_Third_Party_Pricing_Baseline_v1_1.docx
@@ -11,22 +11,115 @@
         <w:rPr>
           <w:rFonts w:ascii="TH Sarabun New" w:hAnsi="TH Sarabun New" w:eastAsia="TH Sarabun New" w:cs="TH Sarabun New"/>
           <w:b/>
-          <w:sz w:val="48"/>
+          <w:i w:val="0"/>
+          <w:sz w:val="52"/>
         </w:rPr>
         <w:t>SB-00 - Third-Party Pricing Baseline</w:t>
       </w:r>
     </w:p>
+    <w:p>
+      <w:pPr>
+        <w:pStyle w:val="Subtitle"/>
+        <w:jc w:val="center"/>
+      </w:pPr>
+      <w:r>
+        <w:rPr>
+          <w:rFonts w:ascii="TH Sarabun New" w:hAnsi="TH Sarabun New" w:eastAsia="TH Sarabun New" w:cs="TH Sarabun New"/>
+          <w:b w:val="0"/>
+          <w:i w:val="0"/>
+          <w:sz w:val="32"/>
+        </w:rPr>
+        <w:t>Version 1.1 | April 2026 | Canonical service pricing/limits baseline for SB-00 v1.1 | Last synced: 2026-04-02</w:t>
+      </w:r>
+    </w:p>
     <w:p/>
+    <w:p>
+      <w:pPr>
+        <w:jc w:val="center"/>
+      </w:pPr>
+      <w:r>
+        <w:rPr>
+          <w:rFonts w:ascii="TH Sarabun New" w:hAnsi="TH Sarabun New" w:eastAsia="TH Sarabun New" w:cs="TH Sarabun New"/>
+          <w:b w:val="0"/>
+          <w:i w:val="0"/>
+          <w:sz w:val="28"/>
+        </w:rPr>
+        <w:t xml:space="preserve">Human-readable edition generated from </w:t>
+      </w:r>
+      <w:r>
+        <w:rPr>
+          <w:rFonts w:ascii="Consolas" w:hAnsi="Consolas" w:eastAsia="Consolas" w:cs="Consolas"/>
+          <w:b w:val="0"/>
+          <w:i w:val="0"/>
+          <w:sz w:val="20"/>
+        </w:rPr>
+        <w:t>doc/ai/SB-00_Third_Party_Pricing_Baseline_v1_1.md</w:t>
+      </w:r>
+    </w:p>
+    <w:p>
+      <w:pPr>
+        <w:jc w:val="center"/>
+      </w:pPr>
+      <w:r>
+        <w:rPr>
+          <w:rFonts w:ascii="TH Sarabun New" w:hAnsi="TH Sarabun New" w:eastAsia="TH Sarabun New" w:cs="TH Sarabun New"/>
+          <w:b w:val="0"/>
+          <w:i w:val="0"/>
+          <w:sz w:val="28"/>
+        </w:rPr>
+        <w:t>Generated on: 2026-04-02</w:t>
+      </w:r>
+    </w:p>
+    <w:p>
+      <w:pPr>
+        <w:jc w:val="center"/>
+      </w:pPr>
+      <w:r>
+        <w:rPr>
+          <w:rFonts w:ascii="TH Sarabun New" w:hAnsi="TH Sarabun New" w:eastAsia="TH Sarabun New" w:cs="TH Sarabun New"/>
+          <w:b w:val="0"/>
+          <w:i w:val="0"/>
+          <w:sz w:val="26"/>
+        </w:rPr>
+        <w:t>เปิดไฟล์ใน Microsoft Word แล้วกด Update Field หากต้องการ refresh สารบัญและเลขหน้า</w:t>
+      </w:r>
+    </w:p>
+    <w:p>
+      <w:r>
+        <w:br w:type="page"/>
+      </w:r>
+    </w:p>
+    <w:p>
+      <w:pPr>
+        <w:pStyle w:val="Heading1"/>
+      </w:pPr>
+      <w:r>
+        <w:rPr>
+          <w:rFonts w:ascii="TH Sarabun New" w:hAnsi="TH Sarabun New" w:eastAsia="TH Sarabun New" w:cs="TH Sarabun New"/>
+          <w:b/>
+          <w:i w:val="0"/>
+          <w:sz w:val="40"/>
+        </w:rPr>
+        <w:t>สารบัญ</w:t>
+      </w:r>
+    </w:p>
     <w:p>
       <w:r>
         <w:rPr>
           <w:rFonts w:ascii="TH Sarabun New" w:hAnsi="TH Sarabun New" w:eastAsia="TH Sarabun New" w:cs="TH Sarabun New"/>
-          <w:sz w:val="32"/>
+          <w:sz w:val="20"/>
         </w:rPr>
-        <w:t>**Version 1.1 | April 2026 | Canonical service pricing/limits baseline for SB-00 v1.1 | Last synced: 2026-04-02**</w:t>
+        <w:fldChar w:fldCharType="begin"/>
+        <w:instrText xml:space="preserve"> TOC \o "1-3" \h \z \u </w:instrText>
+        <w:fldChar w:fldCharType="separate"/>
+        <w:fldChar w:fldCharType="end"/>
       </w:r>
     </w:p>
-    <w:p/>
+    <w:p>
+      <w:r>
+        <w:br w:type="page"/>
+      </w:r>
+    </w:p>
     <w:p>
       <w:pPr>
         <w:ind w:left="360"/>
@@ -34,15 +127,100 @@
       <w:r>
         <w:rPr>
           <w:rFonts w:ascii="TH Sarabun New" w:hAnsi="TH Sarabun New" w:eastAsia="TH Sarabun New" w:cs="TH Sarabun New"/>
+          <w:b/>
+          <w:i w:val="0"/>
           <w:sz w:val="32"/>
         </w:rPr>
-        <w:t>**Reference baseline:** ใช้คู่กับ SB-00_Master_Assumptions_v1_1.md (./SB-00_Master_Assumptions_v1_1.md)</w:t>
+        <w:t>Reference baseline:</w:t>
+      </w:r>
+      <w:r>
+        <w:rPr>
+          <w:rFonts w:ascii="TH Sarabun New" w:hAnsi="TH Sarabun New" w:eastAsia="TH Sarabun New" w:cs="TH Sarabun New"/>
+          <w:b w:val="0"/>
+          <w:i w:val="0"/>
+          <w:sz w:val="32"/>
+        </w:rPr>
+        <w:t xml:space="preserve"> ใช้คู่กับ SB-00</w:t>
+      </w:r>
+      <w:r>
+        <w:rPr>
+          <w:rFonts w:ascii="TH Sarabun New" w:hAnsi="TH Sarabun New" w:eastAsia="TH Sarabun New" w:cs="TH Sarabun New"/>
+          <w:b w:val="0"/>
+          <w:i/>
+          <w:sz w:val="32"/>
+        </w:rPr>
+        <w:t>Master</w:t>
+      </w:r>
+      <w:r>
+        <w:rPr>
+          <w:rFonts w:ascii="TH Sarabun New" w:hAnsi="TH Sarabun New" w:eastAsia="TH Sarabun New" w:cs="TH Sarabun New"/>
+          <w:b w:val="0"/>
+          <w:i w:val="0"/>
+          <w:sz w:val="32"/>
+        </w:rPr>
+        <w:t>Assumptions</w:t>
+      </w:r>
+      <w:r>
+        <w:rPr>
+          <w:rFonts w:ascii="TH Sarabun New" w:hAnsi="TH Sarabun New" w:eastAsia="TH Sarabun New" w:cs="TH Sarabun New"/>
+          <w:b w:val="0"/>
+          <w:i/>
+          <w:sz w:val="32"/>
+        </w:rPr>
+        <w:t>v1</w:t>
+      </w:r>
+      <w:r>
+        <w:rPr>
+          <w:rFonts w:ascii="TH Sarabun New" w:hAnsi="TH Sarabun New" w:eastAsia="TH Sarabun New" w:cs="TH Sarabun New"/>
+          <w:b w:val="0"/>
+          <w:i w:val="0"/>
+          <w:sz w:val="32"/>
+        </w:rPr>
+        <w:t>1.md (./SB-00</w:t>
+      </w:r>
+      <w:r>
+        <w:rPr>
+          <w:rFonts w:ascii="TH Sarabun New" w:hAnsi="TH Sarabun New" w:eastAsia="TH Sarabun New" w:cs="TH Sarabun New"/>
+          <w:b w:val="0"/>
+          <w:i/>
+          <w:sz w:val="32"/>
+        </w:rPr>
+        <w:t>Master</w:t>
+      </w:r>
+      <w:r>
+        <w:rPr>
+          <w:rFonts w:ascii="TH Sarabun New" w:hAnsi="TH Sarabun New" w:eastAsia="TH Sarabun New" w:cs="TH Sarabun New"/>
+          <w:b w:val="0"/>
+          <w:i w:val="0"/>
+          <w:sz w:val="32"/>
+        </w:rPr>
+        <w:t>Assumptions</w:t>
+      </w:r>
+      <w:r>
+        <w:rPr>
+          <w:rFonts w:ascii="TH Sarabun New" w:hAnsi="TH Sarabun New" w:eastAsia="TH Sarabun New" w:cs="TH Sarabun New"/>
+          <w:b w:val="0"/>
+          <w:i/>
+          <w:sz w:val="32"/>
+        </w:rPr>
+        <w:t>v1</w:t>
+      </w:r>
+      <w:r>
+        <w:rPr>
+          <w:rFonts w:ascii="TH Sarabun New" w:hAnsi="TH Sarabun New" w:eastAsia="TH Sarabun New" w:cs="TH Sarabun New"/>
+          <w:b w:val="0"/>
+          <w:i w:val="0"/>
+          <w:sz w:val="32"/>
+        </w:rPr>
+        <w:t>1.md)</w:t>
       </w:r>
     </w:p>
     <w:p>
       <w:r>
         <w:rPr>
           <w:rFonts w:ascii="TH Sarabun New" w:hAnsi="TH Sarabun New" w:eastAsia="TH Sarabun New" w:cs="TH Sarabun New"/>
+          <w:b w:val="0"/>
+          <w:i w:val="0"/>
           <w:sz w:val="32"/>
         </w:rPr>
         <w:t>&gt;</w:t>
@@ -55,15 +233,64 @@
       <w:r>
         <w:rPr>
           <w:rFonts w:ascii="TH Sarabun New" w:hAnsi="TH Sarabun New" w:eastAsia="TH Sarabun New" w:cs="TH Sarabun New"/>
+          <w:b/>
+          <w:i w:val="0"/>
           <w:sz w:val="32"/>
         </w:rPr>
-        <w:t>**Important:** คอลัมน์ Verified on ในเอกสารนี้หมายถึงวันที่ sync สมมติฐานเอกสาร (planning sync) ไม่ใช่ live vendor quote</w:t>
+        <w:t>Important:</w:t>
+      </w:r>
+      <w:r>
+        <w:rPr>
+          <w:rFonts w:ascii="TH Sarabun New" w:hAnsi="TH Sarabun New" w:eastAsia="TH Sarabun New" w:cs="TH Sarabun New"/>
+          <w:b w:val="0"/>
+          <w:i w:val="0"/>
+          <w:sz w:val="32"/>
+        </w:rPr>
+        <w:t xml:space="preserve"> คอลัมน์ </w:t>
+      </w:r>
+      <w:r>
+        <w:rPr>
+          <w:rFonts w:ascii="Consolas" w:hAnsi="Consolas" w:eastAsia="Consolas" w:cs="Consolas"/>
+          <w:b w:val="0"/>
+          <w:i w:val="0"/>
+          <w:sz w:val="20"/>
+        </w:rPr>
+        <w:t>Verified on</w:t>
+      </w:r>
+      <w:r>
+        <w:rPr>
+          <w:rFonts w:ascii="TH Sarabun New" w:hAnsi="TH Sarabun New" w:eastAsia="TH Sarabun New" w:cs="TH Sarabun New"/>
+          <w:b w:val="0"/>
+          <w:i w:val="0"/>
+          <w:sz w:val="32"/>
+        </w:rPr>
+        <w:t xml:space="preserve"> ในเอกสารนี้หมายถึงวันที่ sync สมมติฐานเอกสาร (</w:t>
+      </w:r>
+      <w:r>
+        <w:rPr>
+          <w:rFonts w:ascii="Consolas" w:hAnsi="Consolas" w:eastAsia="Consolas" w:cs="Consolas"/>
+          <w:b w:val="0"/>
+          <w:i w:val="0"/>
+          <w:sz w:val="20"/>
+        </w:rPr>
+        <w:t>planning sync</w:t>
+      </w:r>
+      <w:r>
+        <w:rPr>
+          <w:rFonts w:ascii="TH Sarabun New" w:hAnsi="TH Sarabun New" w:eastAsia="TH Sarabun New" w:cs="TH Sarabun New"/>
+          <w:b w:val="0"/>
+          <w:i w:val="0"/>
+          <w:sz w:val="32"/>
+        </w:rPr>
+        <w:t>) ไม่ใช่ live vendor quote</w:t>
       </w:r>
     </w:p>
     <w:p>
       <w:r>
         <w:rPr>
           <w:rFonts w:ascii="TH Sarabun New" w:hAnsi="TH Sarabun New" w:eastAsia="TH Sarabun New" w:cs="TH Sarabun New"/>
+          <w:b w:val="0"/>
+          <w:i w:val="0"/>
           <w:sz w:val="32"/>
         </w:rPr>
         <w:t>&gt;</w:t>
@@ -76,31 +303,42 @@
       <w:r>
         <w:rPr>
           <w:rFonts w:ascii="TH Sarabun New" w:hAnsi="TH Sarabun New" w:eastAsia="TH Sarabun New" w:cs="TH Sarabun New"/>
+          <w:b w:val="0"/>
+          <w:i w:val="0"/>
           <w:sz w:val="32"/>
         </w:rPr>
-        <w:t>ก่อน commercial launch ต้อง re-check vendor pricing/quota จริงอีกครั้ง โดยเฉพาะ services ที่ราคาและแพ็กเกจเปลี่ยนได้ง่าย</w:t>
+        <w:t xml:space="preserve">ก่อน </w:t>
       </w:r>
-    </w:p>
-    <w:p/>
-    <w:p>
+      <w:r>
+        <w:rPr>
+          <w:rFonts w:ascii="Consolas" w:hAnsi="Consolas" w:eastAsia="Consolas" w:cs="Consolas"/>
+          <w:b w:val="0"/>
+          <w:i w:val="0"/>
+          <w:sz w:val="20"/>
+        </w:rPr>
+        <w:t>commercial launch</w:t>
+      </w:r>
       <w:r>
         <w:rPr>
           <w:rFonts w:ascii="TH Sarabun New" w:hAnsi="TH Sarabun New" w:eastAsia="TH Sarabun New" w:cs="TH Sarabun New"/>
+          <w:b w:val="0"/>
+          <w:i w:val="0"/>
           <w:sz w:val="32"/>
         </w:rPr>
-        <w:t>---</w:t>
+        <w:t xml:space="preserve"> ต้อง re-check vendor pricing/quota จริงอีกครั้ง โดยเฉพาะ services ที่ราคาและแพ็กเกจเปลี่ยนได้ง่าย</w:t>
       </w:r>
     </w:p>
     <w:p/>
     <w:p>
       <w:pPr>
-        <w:pStyle w:val="Heading1"/>
+        <w:pStyle w:val="Heading2"/>
       </w:pPr>
       <w:r>
         <w:rPr>
           <w:rFonts w:ascii="TH Sarabun New" w:hAnsi="TH Sarabun New" w:eastAsia="TH Sarabun New" w:cs="TH Sarabun New"/>
           <w:b/>
-          <w:sz w:val="40"/>
+          <w:i w:val="0"/>
+          <w:sz w:val="36"/>
         </w:rPr>
         <w:t>Canonical Table</w:t>
       </w:r>
@@ -110,27 +348,29 @@
       <w:tblPr>
         <w:tblStyle w:val="TableGrid"/>
         <w:tblW w:type="auto" w:w="0"/>
+        <w:tblLayout w:type="autofit"/>
         <w:tblLook w:firstColumn="1" w:firstRow="1" w:lastColumn="0" w:lastRow="0" w:noHBand="0" w:noVBand="1" w:val="04A0"/>
       </w:tblPr>
       <w:tblGrid>
-        <w:gridCol w:w="1337"/>
-        <w:gridCol w:w="1337"/>
-        <w:gridCol w:w="1337"/>
-        <w:gridCol w:w="1337"/>
-        <w:gridCol w:w="1337"/>
-        <w:gridCol w:w="1337"/>
-        <w:gridCol w:w="1337"/>
+        <w:gridCol w:w="1289"/>
+        <w:gridCol w:w="1289"/>
+        <w:gridCol w:w="1289"/>
+        <w:gridCol w:w="1289"/>
+        <w:gridCol w:w="1289"/>
+        <w:gridCol w:w="1289"/>
+        <w:gridCol w:w="1289"/>
       </w:tblGrid>
       <w:tr>
         <w:tc>
           <w:tcPr>
-            <w:tcW w:type="dxa" w:w="1337"/>
+            <w:tcW w:type="dxa" w:w="1289"/>
           </w:tcPr>
           <w:p>
             <w:r>
               <w:rPr>
                 <w:rFonts w:ascii="TH Sarabun New" w:hAnsi="TH Sarabun New" w:eastAsia="TH Sarabun New" w:cs="TH Sarabun New"/>
                 <w:b/>
+                <w:i w:val="0"/>
                 <w:sz w:val="32"/>
               </w:rPr>
               <w:t>Service</w:t>
@@ -139,13 +379,14 @@
         </w:tc>
         <w:tc>
           <w:tcPr>
-            <w:tcW w:type="dxa" w:w="1337"/>
+            <w:tcW w:type="dxa" w:w="1289"/>
           </w:tcPr>
           <w:p>
             <w:r>
               <w:rPr>
                 <w:rFonts w:ascii="TH Sarabun New" w:hAnsi="TH Sarabun New" w:eastAsia="TH Sarabun New" w:cs="TH Sarabun New"/>
                 <w:b/>
+                <w:i w:val="0"/>
                 <w:sz w:val="32"/>
               </w:rPr>
               <w:t>ใช้สำหรับ</w:t>
@@ -154,13 +395,14 @@
         </w:tc>
         <w:tc>
           <w:tcPr>
-            <w:tcW w:type="dxa" w:w="1337"/>
+            <w:tcW w:type="dxa" w:w="1289"/>
           </w:tcPr>
           <w:p>
             <w:r>
               <w:rPr>
                 <w:rFonts w:ascii="TH Sarabun New" w:hAnsi="TH Sarabun New" w:eastAsia="TH Sarabun New" w:cs="TH Sarabun New"/>
                 <w:b/>
+                <w:i w:val="0"/>
                 <w:sz w:val="32"/>
               </w:rPr>
               <w:t>Free tier / included</w:t>
@@ -169,13 +411,14 @@
         </w:tc>
         <w:tc>
           <w:tcPr>
-            <w:tcW w:type="dxa" w:w="1337"/>
+            <w:tcW w:type="dxa" w:w="1289"/>
           </w:tcPr>
           <w:p>
             <w:r>
               <w:rPr>
                 <w:rFonts w:ascii="TH Sarabun New" w:hAnsi="TH Sarabun New" w:eastAsia="TH Sarabun New" w:cs="TH Sarabun New"/>
                 <w:b/>
+                <w:i w:val="0"/>
                 <w:sz w:val="32"/>
               </w:rPr>
               <w:t>Upgrade trigger</w:t>
@@ -184,13 +427,14 @@
         </w:tc>
         <w:tc>
           <w:tcPr>
-            <w:tcW w:type="dxa" w:w="1337"/>
+            <w:tcW w:type="dxa" w:w="1289"/>
           </w:tcPr>
           <w:p>
             <w:r>
               <w:rPr>
                 <w:rFonts w:ascii="TH Sarabun New" w:hAnsi="TH Sarabun New" w:eastAsia="TH Sarabun New" w:cs="TH Sarabun New"/>
                 <w:b/>
+                <w:i w:val="0"/>
                 <w:sz w:val="32"/>
               </w:rPr>
               <w:t>Canonical planning estimate</w:t>
@@ -199,13 +443,14 @@
         </w:tc>
         <w:tc>
           <w:tcPr>
-            <w:tcW w:type="dxa" w:w="1337"/>
+            <w:tcW w:type="dxa" w:w="1289"/>
           </w:tcPr>
           <w:p>
             <w:r>
               <w:rPr>
                 <w:rFonts w:ascii="TH Sarabun New" w:hAnsi="TH Sarabun New" w:eastAsia="TH Sarabun New" w:cs="TH Sarabun New"/>
                 <w:b/>
+                <w:i w:val="0"/>
                 <w:sz w:val="32"/>
               </w:rPr>
               <w:t>Verified on</w:t>
@@ -214,13 +459,14 @@
         </w:tc>
         <w:tc>
           <w:tcPr>
-            <w:tcW w:type="dxa" w:w="1337"/>
+            <w:tcW w:type="dxa" w:w="1289"/>
           </w:tcPr>
           <w:p>
             <w:r>
               <w:rPr>
                 <w:rFonts w:ascii="TH Sarabun New" w:hAnsi="TH Sarabun New" w:eastAsia="TH Sarabun New" w:cs="TH Sarabun New"/>
                 <w:b/>
+                <w:i w:val="0"/>
                 <w:sz w:val="32"/>
               </w:rPr>
               <w:t>Notes</w:t>
@@ -231,12 +477,14 @@
       <w:tr>
         <w:tc>
           <w:tcPr>
-            <w:tcW w:type="dxa" w:w="1337"/>
+            <w:tcW w:type="dxa" w:w="1289"/>
           </w:tcPr>
           <w:p>
             <w:r>
               <w:rPr>
                 <w:rFonts w:ascii="TH Sarabun New" w:hAnsi="TH Sarabun New" w:eastAsia="TH Sarabun New" w:cs="TH Sarabun New"/>
+                <w:b w:val="0"/>
+                <w:i w:val="0"/>
                 <w:sz w:val="32"/>
               </w:rPr>
               <w:t>HiveMQ Cloud</w:t>
@@ -245,12 +493,14 @@
         </w:tc>
         <w:tc>
           <w:tcPr>
-            <w:tcW w:type="dxa" w:w="1337"/>
+            <w:tcW w:type="dxa" w:w="1289"/>
           </w:tcPr>
           <w:p>
             <w:r>
               <w:rPr>
                 <w:rFonts w:ascii="TH Sarabun New" w:hAnsi="TH Sarabun New" w:eastAsia="TH Sarabun New" w:cs="TH Sarabun New"/>
+                <w:b w:val="0"/>
+                <w:i w:val="0"/>
                 <w:sz w:val="32"/>
               </w:rPr>
               <w:t>MQTT broker</w:t>
@@ -259,12 +509,14 @@
         </w:tc>
         <w:tc>
           <w:tcPr>
-            <w:tcW w:type="dxa" w:w="1337"/>
+            <w:tcW w:type="dxa" w:w="1289"/>
           </w:tcPr>
           <w:p>
             <w:r>
               <w:rPr>
                 <w:rFonts w:ascii="TH Sarabun New" w:hAnsi="TH Sarabun New" w:eastAsia="TH Sarabun New" w:cs="TH Sarabun New"/>
+                <w:b w:val="0"/>
+                <w:i w:val="0"/>
                 <w:sz w:val="32"/>
               </w:rPr>
               <w:t>100 connections</w:t>
@@ -273,12 +525,14 @@
         </w:tc>
         <w:tc>
           <w:tcPr>
-            <w:tcW w:type="dxa" w:w="1337"/>
+            <w:tcW w:type="dxa" w:w="1289"/>
           </w:tcPr>
           <w:p>
             <w:r>
               <w:rPr>
                 <w:rFonts w:ascii="TH Sarabun New" w:hAnsi="TH Sarabun New" w:eastAsia="TH Sarabun New" w:cs="TH Sarabun New"/>
+                <w:b w:val="0"/>
+                <w:i w:val="0"/>
                 <w:sz w:val="32"/>
               </w:rPr>
               <w:t>&gt; 100 devices</w:t>
@@ -287,12 +541,14 @@
         </w:tc>
         <w:tc>
           <w:tcPr>
-            <w:tcW w:type="dxa" w:w="1337"/>
+            <w:tcW w:type="dxa" w:w="1289"/>
           </w:tcPr>
           <w:p>
             <w:r>
               <w:rPr>
                 <w:rFonts w:ascii="TH Sarabun New" w:hAnsi="TH Sarabun New" w:eastAsia="TH Sarabun New" w:cs="TH Sarabun New"/>
+                <w:b w:val="0"/>
+                <w:i w:val="0"/>
                 <w:sz w:val="32"/>
               </w:rPr>
               <w:t>Standard ~$25/mo (~900 THB/mo)</w:t>
@@ -301,12 +557,14 @@
         </w:tc>
         <w:tc>
           <w:tcPr>
-            <w:tcW w:type="dxa" w:w="1337"/>
+            <w:tcW w:type="dxa" w:w="1289"/>
           </w:tcPr>
           <w:p>
             <w:r>
               <w:rPr>
                 <w:rFonts w:ascii="TH Sarabun New" w:hAnsi="TH Sarabun New" w:eastAsia="TH Sarabun New" w:cs="TH Sarabun New"/>
+                <w:b w:val="0"/>
+                <w:i w:val="0"/>
                 <w:sz w:val="32"/>
               </w:rPr>
               <w:t>2026-04-02 (planning sync)</w:t>
@@ -315,12 +573,14 @@
         </w:tc>
         <w:tc>
           <w:tcPr>
-            <w:tcW w:type="dxa" w:w="1337"/>
+            <w:tcW w:type="dxa" w:w="1289"/>
           </w:tcPr>
           <w:p>
             <w:r>
               <w:rPr>
                 <w:rFonts w:ascii="TH Sarabun New" w:hAnsi="TH Sarabun New" w:eastAsia="TH Sarabun New" w:cs="TH Sarabun New"/>
+                <w:b w:val="0"/>
+                <w:i w:val="0"/>
                 <w:sz w:val="32"/>
               </w:rPr>
               <w:t>ใช้เป็น broker หลัก</w:t>
@@ -331,12 +591,14 @@
       <w:tr>
         <w:tc>
           <w:tcPr>
-            <w:tcW w:type="dxa" w:w="1337"/>
+            <w:tcW w:type="dxa" w:w="1289"/>
           </w:tcPr>
           <w:p>
             <w:r>
               <w:rPr>
                 <w:rFonts w:ascii="TH Sarabun New" w:hAnsi="TH Sarabun New" w:eastAsia="TH Sarabun New" w:cs="TH Sarabun New"/>
+                <w:b w:val="0"/>
+                <w:i w:val="0"/>
                 <w:sz w:val="32"/>
               </w:rPr>
               <w:t>Supabase</w:t>
@@ -345,12 +607,14 @@
         </w:tc>
         <w:tc>
           <w:tcPr>
-            <w:tcW w:type="dxa" w:w="1337"/>
+            <w:tcW w:type="dxa" w:w="1289"/>
           </w:tcPr>
           <w:p>
             <w:r>
               <w:rPr>
                 <w:rFonts w:ascii="TH Sarabun New" w:hAnsi="TH Sarabun New" w:eastAsia="TH Sarabun New" w:cs="TH Sarabun New"/>
+                <w:b w:val="0"/>
+                <w:i w:val="0"/>
                 <w:sz w:val="32"/>
               </w:rPr>
               <w:t>DB + auth + realtime fallback</w:t>
@@ -359,12 +623,14 @@
         </w:tc>
         <w:tc>
           <w:tcPr>
-            <w:tcW w:type="dxa" w:w="1337"/>
+            <w:tcW w:type="dxa" w:w="1289"/>
           </w:tcPr>
           <w:p>
             <w:r>
               <w:rPr>
                 <w:rFonts w:ascii="TH Sarabun New" w:hAnsi="TH Sarabun New" w:eastAsia="TH Sarabun New" w:cs="TH Sarabun New"/>
+                <w:b w:val="0"/>
+                <w:i w:val="0"/>
                 <w:sz w:val="32"/>
               </w:rPr>
               <w:t>500MB DB, 50k rows/day</w:t>
@@ -373,12 +639,14 @@
         </w:tc>
         <w:tc>
           <w:tcPr>
-            <w:tcW w:type="dxa" w:w="1337"/>
+            <w:tcW w:type="dxa" w:w="1289"/>
           </w:tcPr>
           <w:p>
             <w:r>
               <w:rPr>
                 <w:rFonts w:ascii="TH Sarabun New" w:hAnsi="TH Sarabun New" w:eastAsia="TH Sarabun New" w:cs="TH Sarabun New"/>
+                <w:b w:val="0"/>
+                <w:i w:val="0"/>
                 <w:sz w:val="32"/>
               </w:rPr>
               <w:t>~60+ devices / DB โตเกิน free tier</w:t>
@@ -387,12 +655,14 @@
         </w:tc>
         <w:tc>
           <w:tcPr>
-            <w:tcW w:type="dxa" w:w="1337"/>
+            <w:tcW w:type="dxa" w:w="1289"/>
           </w:tcPr>
           <w:p>
             <w:r>
               <w:rPr>
                 <w:rFonts w:ascii="TH Sarabun New" w:hAnsi="TH Sarabun New" w:eastAsia="TH Sarabun New" w:cs="TH Sarabun New"/>
+                <w:b w:val="0"/>
+                <w:i w:val="0"/>
                 <w:sz w:val="32"/>
               </w:rPr>
               <w:t>Pro $25/mo (~900 THB/mo)</w:t>
@@ -401,12 +671,14 @@
         </w:tc>
         <w:tc>
           <w:tcPr>
-            <w:tcW w:type="dxa" w:w="1337"/>
+            <w:tcW w:type="dxa" w:w="1289"/>
           </w:tcPr>
           <w:p>
             <w:r>
               <w:rPr>
                 <w:rFonts w:ascii="TH Sarabun New" w:hAnsi="TH Sarabun New" w:eastAsia="TH Sarabun New" w:cs="TH Sarabun New"/>
+                <w:b w:val="0"/>
+                <w:i w:val="0"/>
                 <w:sz w:val="32"/>
               </w:rPr>
               <w:t>2026-04-02 (planning sync)</w:t>
@@ -415,12 +687,14 @@
         </w:tc>
         <w:tc>
           <w:tcPr>
-            <w:tcW w:type="dxa" w:w="1337"/>
+            <w:tcW w:type="dxa" w:w="1289"/>
           </w:tcPr>
           <w:p>
             <w:r>
               <w:rPr>
                 <w:rFonts w:ascii="TH Sarabun New" w:hAnsi="TH Sarabun New" w:eastAsia="TH Sarabun New" w:cs="TH Sarabun New"/>
+                <w:b w:val="0"/>
+                <w:i w:val="0"/>
                 <w:sz w:val="32"/>
               </w:rPr>
               <w:t>planning estimate</w:t>
@@ -431,12 +705,14 @@
       <w:tr>
         <w:tc>
           <w:tcPr>
-            <w:tcW w:type="dxa" w:w="1337"/>
+            <w:tcW w:type="dxa" w:w="1289"/>
           </w:tcPr>
           <w:p>
             <w:r>
               <w:rPr>
                 <w:rFonts w:ascii="TH Sarabun New" w:hAnsi="TH Sarabun New" w:eastAsia="TH Sarabun New" w:cs="TH Sarabun New"/>
+                <w:b w:val="0"/>
+                <w:i w:val="0"/>
                 <w:sz w:val="32"/>
               </w:rPr>
               <w:t>Upstash Redis</w:t>
@@ -445,12 +721,14 @@
         </w:tc>
         <w:tc>
           <w:tcPr>
-            <w:tcW w:type="dxa" w:w="1337"/>
+            <w:tcW w:type="dxa" w:w="1289"/>
           </w:tcPr>
           <w:p>
             <w:r>
               <w:rPr>
                 <w:rFonts w:ascii="TH Sarabun New" w:hAnsi="TH Sarabun New" w:eastAsia="TH Sarabun New" w:cs="TH Sarabun New"/>
+                <w:b w:val="0"/>
+                <w:i w:val="0"/>
                 <w:sz w:val="32"/>
               </w:rPr>
               <w:t>cache, rate limit, pub-sub assist</w:t>
@@ -459,12 +737,14 @@
         </w:tc>
         <w:tc>
           <w:tcPr>
-            <w:tcW w:type="dxa" w:w="1337"/>
+            <w:tcW w:type="dxa" w:w="1289"/>
           </w:tcPr>
           <w:p>
             <w:r>
               <w:rPr>
                 <w:rFonts w:ascii="TH Sarabun New" w:hAnsi="TH Sarabun New" w:eastAsia="TH Sarabun New" w:cs="TH Sarabun New"/>
+                <w:b w:val="0"/>
+                <w:i w:val="0"/>
                 <w:sz w:val="32"/>
               </w:rPr>
               <w:t>10,000 req/day</w:t>
@@ -473,12 +753,14 @@
         </w:tc>
         <w:tc>
           <w:tcPr>
-            <w:tcW w:type="dxa" w:w="1337"/>
+            <w:tcW w:type="dxa" w:w="1289"/>
           </w:tcPr>
           <w:p>
             <w:r>
               <w:rPr>
                 <w:rFonts w:ascii="TH Sarabun New" w:hAnsi="TH Sarabun New" w:eastAsia="TH Sarabun New" w:cs="TH Sarabun New"/>
+                <w:b w:val="0"/>
+                <w:i w:val="0"/>
                 <w:sz w:val="32"/>
               </w:rPr>
               <w:t>~17+ devices</w:t>
@@ -487,12 +769,14 @@
         </w:tc>
         <w:tc>
           <w:tcPr>
-            <w:tcW w:type="dxa" w:w="1337"/>
+            <w:tcW w:type="dxa" w:w="1289"/>
           </w:tcPr>
           <w:p>
             <w:r>
               <w:rPr>
                 <w:rFonts w:ascii="TH Sarabun New" w:hAnsi="TH Sarabun New" w:eastAsia="TH Sarabun New" w:cs="TH Sarabun New"/>
+                <w:b w:val="0"/>
+                <w:i w:val="0"/>
                 <w:sz w:val="32"/>
               </w:rPr>
               <w:t>Pay-per-use ~$5/mo</w:t>
@@ -501,12 +785,14 @@
         </w:tc>
         <w:tc>
           <w:tcPr>
-            <w:tcW w:type="dxa" w:w="1337"/>
+            <w:tcW w:type="dxa" w:w="1289"/>
           </w:tcPr>
           <w:p>
             <w:r>
               <w:rPr>
                 <w:rFonts w:ascii="TH Sarabun New" w:hAnsi="TH Sarabun New" w:eastAsia="TH Sarabun New" w:cs="TH Sarabun New"/>
+                <w:b w:val="0"/>
+                <w:i w:val="0"/>
                 <w:sz w:val="32"/>
               </w:rPr>
               <w:t>2026-04-02 (planning sync)</w:t>
@@ -515,12 +801,14 @@
         </w:tc>
         <w:tc>
           <w:tcPr>
-            <w:tcW w:type="dxa" w:w="1337"/>
+            <w:tcW w:type="dxa" w:w="1289"/>
           </w:tcPr>
           <w:p>
             <w:r>
               <w:rPr>
                 <w:rFonts w:ascii="TH Sarabun New" w:hAnsi="TH Sarabun New" w:eastAsia="TH Sarabun New" w:cs="TH Sarabun New"/>
+                <w:b w:val="0"/>
+                <w:i w:val="0"/>
                 <w:sz w:val="32"/>
               </w:rPr>
               <w:t>planning estimate</w:t>
@@ -531,12 +819,14 @@
       <w:tr>
         <w:tc>
           <w:tcPr>
-            <w:tcW w:type="dxa" w:w="1337"/>
+            <w:tcW w:type="dxa" w:w="1289"/>
           </w:tcPr>
           <w:p>
             <w:r>
               <w:rPr>
                 <w:rFonts w:ascii="TH Sarabun New" w:hAnsi="TH Sarabun New" w:eastAsia="TH Sarabun New" w:cs="TH Sarabun New"/>
+                <w:b w:val="0"/>
+                <w:i w:val="0"/>
                 <w:sz w:val="32"/>
               </w:rPr>
               <w:t>Upstash QStash</w:t>
@@ -545,12 +835,14 @@
         </w:tc>
         <w:tc>
           <w:tcPr>
-            <w:tcW w:type="dxa" w:w="1337"/>
+            <w:tcW w:type="dxa" w:w="1289"/>
           </w:tcPr>
           <w:p>
             <w:r>
               <w:rPr>
                 <w:rFonts w:ascii="TH Sarabun New" w:hAnsi="TH Sarabun New" w:eastAsia="TH Sarabun New" w:cs="TH Sarabun New"/>
+                <w:b w:val="0"/>
+                <w:i w:val="0"/>
                 <w:sz w:val="32"/>
               </w:rPr>
               <w:t>queue / retry / webhook buffer</w:t>
@@ -559,12 +851,14 @@
         </w:tc>
         <w:tc>
           <w:tcPr>
-            <w:tcW w:type="dxa" w:w="1337"/>
+            <w:tcW w:type="dxa" w:w="1289"/>
           </w:tcPr>
           <w:p>
             <w:r>
               <w:rPr>
                 <w:rFonts w:ascii="TH Sarabun New" w:hAnsi="TH Sarabun New" w:eastAsia="TH Sarabun New" w:cs="TH Sarabun New"/>
+                <w:b w:val="0"/>
+                <w:i w:val="0"/>
                 <w:sz w:val="32"/>
               </w:rPr>
               <w:t>500 msg/day</w:t>
@@ -573,12 +867,14 @@
         </w:tc>
         <w:tc>
           <w:tcPr>
-            <w:tcW w:type="dxa" w:w="1337"/>
+            <w:tcW w:type="dxa" w:w="1289"/>
           </w:tcPr>
           <w:p>
             <w:r>
               <w:rPr>
                 <w:rFonts w:ascii="TH Sarabun New" w:hAnsi="TH Sarabun New" w:eastAsia="TH Sarabun New" w:cs="TH Sarabun New"/>
+                <w:b w:val="0"/>
+                <w:i w:val="0"/>
                 <w:sz w:val="32"/>
               </w:rPr>
               <w:t>2 active devices ใน Phase 1 dev/test หรือ usage &gt; 500 msg/day</w:t>
@@ -587,12 +883,14 @@
         </w:tc>
         <w:tc>
           <w:tcPr>
-            <w:tcW w:type="dxa" w:w="1337"/>
+            <w:tcW w:type="dxa" w:w="1289"/>
           </w:tcPr>
           <w:p>
             <w:r>
               <w:rPr>
                 <w:rFonts w:ascii="TH Sarabun New" w:hAnsi="TH Sarabun New" w:eastAsia="TH Sarabun New" w:cs="TH Sarabun New"/>
+                <w:b w:val="0"/>
+                <w:i w:val="0"/>
                 <w:sz w:val="32"/>
               </w:rPr>
               <w:t>Pay-per-use ~$4/mo (~144 THB/mo)</w:t>
@@ -601,12 +899,14 @@
         </w:tc>
         <w:tc>
           <w:tcPr>
-            <w:tcW w:type="dxa" w:w="1337"/>
+            <w:tcW w:type="dxa" w:w="1289"/>
           </w:tcPr>
           <w:p>
             <w:r>
               <w:rPr>
                 <w:rFonts w:ascii="TH Sarabun New" w:hAnsi="TH Sarabun New" w:eastAsia="TH Sarabun New" w:cs="TH Sarabun New"/>
+                <w:b w:val="0"/>
+                <w:i w:val="0"/>
                 <w:sz w:val="32"/>
               </w:rPr>
               <w:t>2026-04-02 (planning sync)</w:t>
@@ -615,12 +915,14 @@
         </w:tc>
         <w:tc>
           <w:tcPr>
-            <w:tcW w:type="dxa" w:w="1337"/>
+            <w:tcW w:type="dxa" w:w="1289"/>
           </w:tcPr>
           <w:p>
             <w:r>
               <w:rPr>
                 <w:rFonts w:ascii="TH Sarabun New" w:hAnsi="TH Sarabun New" w:eastAsia="TH Sarabun New" w:cs="TH Sarabun New"/>
+                <w:b w:val="0"/>
+                <w:i w:val="0"/>
                 <w:sz w:val="32"/>
               </w:rPr>
               <w:t>ใช้จ่ายตั้งแต่ช่วง parallel dev/test</w:t>
@@ -631,12 +933,14 @@
       <w:tr>
         <w:tc>
           <w:tcPr>
-            <w:tcW w:type="dxa" w:w="1337"/>
+            <w:tcW w:type="dxa" w:w="1289"/>
           </w:tcPr>
           <w:p>
             <w:r>
               <w:rPr>
                 <w:rFonts w:ascii="TH Sarabun New" w:hAnsi="TH Sarabun New" w:eastAsia="TH Sarabun New" w:cs="TH Sarabun New"/>
+                <w:b w:val="0"/>
+                <w:i w:val="0"/>
                 <w:sz w:val="32"/>
               </w:rPr>
               <w:t>Vercel Hobby/Pro</w:t>
@@ -645,12 +949,14 @@
         </w:tc>
         <w:tc>
           <w:tcPr>
-            <w:tcW w:type="dxa" w:w="1337"/>
+            <w:tcW w:type="dxa" w:w="1289"/>
           </w:tcPr>
           <w:p>
             <w:r>
               <w:rPr>
                 <w:rFonts w:ascii="TH Sarabun New" w:hAnsi="TH Sarabun New" w:eastAsia="TH Sarabun New" w:cs="TH Sarabun New"/>
+                <w:b w:val="0"/>
+                <w:i w:val="0"/>
                 <w:sz w:val="32"/>
               </w:rPr>
               <w:t>hosting / serverless</w:t>
@@ -659,12 +965,14 @@
         </w:tc>
         <w:tc>
           <w:tcPr>
-            <w:tcW w:type="dxa" w:w="1337"/>
+            <w:tcW w:type="dxa" w:w="1289"/>
           </w:tcPr>
           <w:p>
             <w:r>
               <w:rPr>
                 <w:rFonts w:ascii="TH Sarabun New" w:hAnsi="TH Sarabun New" w:eastAsia="TH Sarabun New" w:cs="TH Sarabun New"/>
+                <w:b w:val="0"/>
+                <w:i w:val="0"/>
                 <w:sz w:val="32"/>
               </w:rPr>
               <w:t>Hobby free</w:t>
@@ -673,12 +981,14 @@
         </w:tc>
         <w:tc>
           <w:tcPr>
-            <w:tcW w:type="dxa" w:w="1337"/>
+            <w:tcW w:type="dxa" w:w="1289"/>
           </w:tcPr>
           <w:p>
             <w:r>
               <w:rPr>
                 <w:rFonts w:ascii="TH Sarabun New" w:hAnsi="TH Sarabun New" w:eastAsia="TH Sarabun New" w:cs="TH Sarabun New"/>
+                <w:b w:val="0"/>
+                <w:i w:val="0"/>
                 <w:sz w:val="32"/>
               </w:rPr>
               <w:t>~50+ devices หรือเมื่อ hobby tier ไม่พอ</w:t>
@@ -687,12 +997,14 @@
         </w:tc>
         <w:tc>
           <w:tcPr>
-            <w:tcW w:type="dxa" w:w="1337"/>
+            <w:tcW w:type="dxa" w:w="1289"/>
           </w:tcPr>
           <w:p>
             <w:r>
               <w:rPr>
                 <w:rFonts w:ascii="TH Sarabun New" w:hAnsi="TH Sarabun New" w:eastAsia="TH Sarabun New" w:cs="TH Sarabun New"/>
+                <w:b w:val="0"/>
+                <w:i w:val="0"/>
                 <w:sz w:val="32"/>
               </w:rPr>
               <w:t>Pro $20/mo (~720 THB/mo)</w:t>
@@ -701,12 +1013,14 @@
         </w:tc>
         <w:tc>
           <w:tcPr>
-            <w:tcW w:type="dxa" w:w="1337"/>
+            <w:tcW w:type="dxa" w:w="1289"/>
           </w:tcPr>
           <w:p>
             <w:r>
               <w:rPr>
                 <w:rFonts w:ascii="TH Sarabun New" w:hAnsi="TH Sarabun New" w:eastAsia="TH Sarabun New" w:cs="TH Sarabun New"/>
+                <w:b w:val="0"/>
+                <w:i w:val="0"/>
                 <w:sz w:val="32"/>
               </w:rPr>
               <w:t>2026-04-02 (planning sync)</w:t>
@@ -715,12 +1029,14 @@
         </w:tc>
         <w:tc>
           <w:tcPr>
-            <w:tcW w:type="dxa" w:w="1337"/>
+            <w:tcW w:type="dxa" w:w="1289"/>
           </w:tcPr>
           <w:p>
             <w:r>
               <w:rPr>
                 <w:rFonts w:ascii="TH Sarabun New" w:hAnsi="TH Sarabun New" w:eastAsia="TH Sarabun New" w:cs="TH Sarabun New"/>
+                <w:b w:val="0"/>
+                <w:i w:val="0"/>
                 <w:sz w:val="32"/>
               </w:rPr>
               <w:t>planning estimate</w:t>
@@ -731,12 +1047,14 @@
       <w:tr>
         <w:tc>
           <w:tcPr>
-            <w:tcW w:type="dxa" w:w="1337"/>
+            <w:tcW w:type="dxa" w:w="1289"/>
           </w:tcPr>
           <w:p>
             <w:r>
               <w:rPr>
                 <w:rFonts w:ascii="TH Sarabun New" w:hAnsi="TH Sarabun New" w:eastAsia="TH Sarabun New" w:cs="TH Sarabun New"/>
+                <w:b w:val="0"/>
+                <w:i w:val="0"/>
                 <w:sz w:val="32"/>
               </w:rPr>
               <w:t>LINE Messaging API / LINE OA</w:t>
@@ -745,12 +1063,14 @@
         </w:tc>
         <w:tc>
           <w:tcPr>
-            <w:tcW w:type="dxa" w:w="1337"/>
+            <w:tcW w:type="dxa" w:w="1289"/>
           </w:tcPr>
           <w:p>
             <w:r>
               <w:rPr>
                 <w:rFonts w:ascii="TH Sarabun New" w:hAnsi="TH Sarabun New" w:eastAsia="TH Sarabun New" w:cs="TH Sarabun New"/>
+                <w:b w:val="0"/>
+                <w:i w:val="0"/>
                 <w:sz w:val="32"/>
               </w:rPr>
               <w:t>push alerts ผ่าน LINE</w:t>
@@ -759,12 +1079,14 @@
         </w:tc>
         <w:tc>
           <w:tcPr>
-            <w:tcW w:type="dxa" w:w="1337"/>
+            <w:tcW w:type="dxa" w:w="1289"/>
           </w:tcPr>
           <w:p>
             <w:r>
               <w:rPr>
                 <w:rFonts w:ascii="TH Sarabun New" w:hAnsi="TH Sarabun New" w:eastAsia="TH Sarabun New" w:cs="TH Sarabun New"/>
+                <w:b w:val="0"/>
+                <w:i w:val="0"/>
                 <w:sz w:val="32"/>
               </w:rPr>
               <w:t>Free tier 200 msg/mo</w:t>
@@ -773,12 +1095,14 @@
         </w:tc>
         <w:tc>
           <w:tcPr>
-            <w:tcW w:type="dxa" w:w="1337"/>
+            <w:tcW w:type="dxa" w:w="1289"/>
           </w:tcPr>
           <w:p>
             <w:r>
               <w:rPr>
                 <w:rFonts w:ascii="TH Sarabun New" w:hAnsi="TH Sarabun New" w:eastAsia="TH Sarabun New" w:cs="TH Sarabun New"/>
+                <w:b w:val="0"/>
+                <w:i w:val="0"/>
                 <w:sz w:val="32"/>
               </w:rPr>
               <w:t>&gt; 200 msg/mo (~40+ devices ถ้ามี alert บ่อย)</w:t>
@@ -787,12 +1111,14 @@
         </w:tc>
         <w:tc>
           <w:tcPr>
-            <w:tcW w:type="dxa" w:w="1337"/>
+            <w:tcW w:type="dxa" w:w="1289"/>
           </w:tcPr>
           <w:p>
             <w:r>
               <w:rPr>
                 <w:rFonts w:ascii="TH Sarabun New" w:hAnsi="TH Sarabun New" w:eastAsia="TH Sarabun New" w:cs="TH Sarabun New"/>
+                <w:b w:val="0"/>
+                <w:i w:val="0"/>
                 <w:sz w:val="32"/>
               </w:rPr>
               <w:t>Paid plan ~150 THB/mo (planning estimate)</w:t>
@@ -801,12 +1127,14 @@
         </w:tc>
         <w:tc>
           <w:tcPr>
-            <w:tcW w:type="dxa" w:w="1337"/>
+            <w:tcW w:type="dxa" w:w="1289"/>
           </w:tcPr>
           <w:p>
             <w:r>
               <w:rPr>
                 <w:rFonts w:ascii="TH Sarabun New" w:hAnsi="TH Sarabun New" w:eastAsia="TH Sarabun New" w:cs="TH Sarabun New"/>
+                <w:b w:val="0"/>
+                <w:i w:val="0"/>
                 <w:sz w:val="32"/>
               </w:rPr>
               <w:t>2026-04-02 (planning sync)</w:t>
@@ -815,12 +1143,14 @@
         </w:tc>
         <w:tc>
           <w:tcPr>
-            <w:tcW w:type="dxa" w:w="1337"/>
+            <w:tcW w:type="dxa" w:w="1289"/>
           </w:tcPr>
           <w:p>
             <w:r>
               <w:rPr>
                 <w:rFonts w:ascii="TH Sarabun New" w:hAnsi="TH Sarabun New" w:eastAsia="TH Sarabun New" w:cs="TH Sarabun New"/>
+                <w:b w:val="0"/>
+                <w:i w:val="0"/>
                 <w:sz w:val="32"/>
               </w:rPr>
               <w:t>ต้อง re-check plan/quota จริงก่อน commercial launch</w:t>
@@ -831,12 +1161,14 @@
       <w:tr>
         <w:tc>
           <w:tcPr>
-            <w:tcW w:type="dxa" w:w="1337"/>
+            <w:tcW w:type="dxa" w:w="1289"/>
           </w:tcPr>
           <w:p>
             <w:r>
               <w:rPr>
                 <w:rFonts w:ascii="TH Sarabun New" w:hAnsi="TH Sarabun New" w:eastAsia="TH Sarabun New" w:cs="TH Sarabun New"/>
+                <w:b w:val="0"/>
+                <w:i w:val="0"/>
                 <w:sz w:val="32"/>
               </w:rPr>
               <w:t>Resend</w:t>
@@ -845,12 +1177,14 @@
         </w:tc>
         <w:tc>
           <w:tcPr>
-            <w:tcW w:type="dxa" w:w="1337"/>
+            <w:tcW w:type="dxa" w:w="1289"/>
           </w:tcPr>
           <w:p>
             <w:r>
               <w:rPr>
                 <w:rFonts w:ascii="TH Sarabun New" w:hAnsi="TH Sarabun New" w:eastAsia="TH Sarabun New" w:cs="TH Sarabun New"/>
+                <w:b w:val="0"/>
+                <w:i w:val="0"/>
                 <w:sz w:val="32"/>
               </w:rPr>
               <w:t>email alerts / reports</w:t>
@@ -859,12 +1193,14 @@
         </w:tc>
         <w:tc>
           <w:tcPr>
-            <w:tcW w:type="dxa" w:w="1337"/>
+            <w:tcW w:type="dxa" w:w="1289"/>
           </w:tcPr>
           <w:p>
             <w:r>
               <w:rPr>
                 <w:rFonts w:ascii="TH Sarabun New" w:hAnsi="TH Sarabun New" w:eastAsia="TH Sarabun New" w:cs="TH Sarabun New"/>
+                <w:b w:val="0"/>
+                <w:i w:val="0"/>
                 <w:sz w:val="32"/>
               </w:rPr>
               <w:t>3,000 emails/mo</w:t>
@@ -873,12 +1209,14 @@
         </w:tc>
         <w:tc>
           <w:tcPr>
-            <w:tcW w:type="dxa" w:w="1337"/>
+            <w:tcW w:type="dxa" w:w="1289"/>
           </w:tcPr>
           <w:p>
             <w:r>
               <w:rPr>
                 <w:rFonts w:ascii="TH Sarabun New" w:hAnsi="TH Sarabun New" w:eastAsia="TH Sarabun New" w:cs="TH Sarabun New"/>
+                <w:b w:val="0"/>
+                <w:i w:val="0"/>
                 <w:sz w:val="32"/>
               </w:rPr>
               <w:t>~88+ devices</w:t>
@@ -887,12 +1225,14 @@
         </w:tc>
         <w:tc>
           <w:tcPr>
-            <w:tcW w:type="dxa" w:w="1337"/>
+            <w:tcW w:type="dxa" w:w="1289"/>
           </w:tcPr>
           <w:p>
             <w:r>
               <w:rPr>
                 <w:rFonts w:ascii="TH Sarabun New" w:hAnsi="TH Sarabun New" w:eastAsia="TH Sarabun New" w:cs="TH Sarabun New"/>
+                <w:b w:val="0"/>
+                <w:i w:val="0"/>
                 <w:sz w:val="32"/>
               </w:rPr>
               <w:t>Starter $20/mo (~720 THB/mo)</w:t>
@@ -901,12 +1241,14 @@
         </w:tc>
         <w:tc>
           <w:tcPr>
-            <w:tcW w:type="dxa" w:w="1337"/>
+            <w:tcW w:type="dxa" w:w="1289"/>
           </w:tcPr>
           <w:p>
             <w:r>
               <w:rPr>
                 <w:rFonts w:ascii="TH Sarabun New" w:hAnsi="TH Sarabun New" w:eastAsia="TH Sarabun New" w:cs="TH Sarabun New"/>
+                <w:b w:val="0"/>
+                <w:i w:val="0"/>
                 <w:sz w:val="32"/>
               </w:rPr>
               <w:t>2026-04-02 (planning sync)</w:t>
@@ -915,12 +1257,14 @@
         </w:tc>
         <w:tc>
           <w:tcPr>
-            <w:tcW w:type="dxa" w:w="1337"/>
+            <w:tcW w:type="dxa" w:w="1289"/>
           </w:tcPr>
           <w:p>
             <w:r>
               <w:rPr>
                 <w:rFonts w:ascii="TH Sarabun New" w:hAnsi="TH Sarabun New" w:eastAsia="TH Sarabun New" w:cs="TH Sarabun New"/>
+                <w:b w:val="0"/>
+                <w:i w:val="0"/>
                 <w:sz w:val="32"/>
               </w:rPr>
               <w:t>planning estimate</w:t>
@@ -931,12 +1275,14 @@
       <w:tr>
         <w:tc>
           <w:tcPr>
-            <w:tcW w:type="dxa" w:w="1337"/>
+            <w:tcW w:type="dxa" w:w="1289"/>
           </w:tcPr>
           <w:p>
             <w:r>
               <w:rPr>
                 <w:rFonts w:ascii="TH Sarabun New" w:hAnsi="TH Sarabun New" w:eastAsia="TH Sarabun New" w:cs="TH Sarabun New"/>
+                <w:b w:val="0"/>
+                <w:i w:val="0"/>
                 <w:sz w:val="32"/>
               </w:rPr>
               <w:t>Sentry</w:t>
@@ -945,12 +1291,14 @@
         </w:tc>
         <w:tc>
           <w:tcPr>
-            <w:tcW w:type="dxa" w:w="1337"/>
+            <w:tcW w:type="dxa" w:w="1289"/>
           </w:tcPr>
           <w:p>
             <w:r>
               <w:rPr>
                 <w:rFonts w:ascii="TH Sarabun New" w:hAnsi="TH Sarabun New" w:eastAsia="TH Sarabun New" w:cs="TH Sarabun New"/>
+                <w:b w:val="0"/>
+                <w:i w:val="0"/>
                 <w:sz w:val="32"/>
               </w:rPr>
               <w:t>error monitoring</w:t>
@@ -959,12 +1307,14 @@
         </w:tc>
         <w:tc>
           <w:tcPr>
-            <w:tcW w:type="dxa" w:w="1337"/>
+            <w:tcW w:type="dxa" w:w="1289"/>
           </w:tcPr>
           <w:p>
             <w:r>
               <w:rPr>
                 <w:rFonts w:ascii="TH Sarabun New" w:hAnsi="TH Sarabun New" w:eastAsia="TH Sarabun New" w:cs="TH Sarabun New"/>
+                <w:b w:val="0"/>
+                <w:i w:val="0"/>
                 <w:sz w:val="32"/>
               </w:rPr>
               <w:t>5,000 errors/mo</w:t>
@@ -973,12 +1323,14 @@
         </w:tc>
         <w:tc>
           <w:tcPr>
-            <w:tcW w:type="dxa" w:w="1337"/>
+            <w:tcW w:type="dxa" w:w="1289"/>
           </w:tcPr>
           <w:p>
             <w:r>
               <w:rPr>
                 <w:rFonts w:ascii="TH Sarabun New" w:hAnsi="TH Sarabun New" w:eastAsia="TH Sarabun New" w:cs="TH Sarabun New"/>
+                <w:b w:val="0"/>
+                <w:i w:val="0"/>
                 <w:sz w:val="32"/>
               </w:rPr>
               <w:t>~500+ devices</w:t>
@@ -987,12 +1339,14 @@
         </w:tc>
         <w:tc>
           <w:tcPr>
-            <w:tcW w:type="dxa" w:w="1337"/>
+            <w:tcW w:type="dxa" w:w="1289"/>
           </w:tcPr>
           <w:p>
             <w:r>
               <w:rPr>
                 <w:rFonts w:ascii="TH Sarabun New" w:hAnsi="TH Sarabun New" w:eastAsia="TH Sarabun New" w:cs="TH Sarabun New"/>
+                <w:b w:val="0"/>
+                <w:i w:val="0"/>
                 <w:sz w:val="32"/>
               </w:rPr>
               <w:t>Team $26/mo (~936 THB/mo)</w:t>
@@ -1001,12 +1355,14 @@
         </w:tc>
         <w:tc>
           <w:tcPr>
-            <w:tcW w:type="dxa" w:w="1337"/>
+            <w:tcW w:type="dxa" w:w="1289"/>
           </w:tcPr>
           <w:p>
             <w:r>
               <w:rPr>
                 <w:rFonts w:ascii="TH Sarabun New" w:hAnsi="TH Sarabun New" w:eastAsia="TH Sarabun New" w:cs="TH Sarabun New"/>
+                <w:b w:val="0"/>
+                <w:i w:val="0"/>
                 <w:sz w:val="32"/>
               </w:rPr>
               <w:t>2026-04-02 (planning sync)</w:t>
@@ -1015,12 +1371,14 @@
         </w:tc>
         <w:tc>
           <w:tcPr>
-            <w:tcW w:type="dxa" w:w="1337"/>
+            <w:tcW w:type="dxa" w:w="1289"/>
           </w:tcPr>
           <w:p>
             <w:r>
               <w:rPr>
                 <w:rFonts w:ascii="TH Sarabun New" w:hAnsi="TH Sarabun New" w:eastAsia="TH Sarabun New" w:cs="TH Sarabun New"/>
+                <w:b w:val="0"/>
+                <w:i w:val="0"/>
                 <w:sz w:val="32"/>
               </w:rPr>
               <w:t>planning estimate</w:t>
@@ -1031,12 +1389,14 @@
       <w:tr>
         <w:tc>
           <w:tcPr>
-            <w:tcW w:type="dxa" w:w="1337"/>
+            <w:tcW w:type="dxa" w:w="1289"/>
           </w:tcPr>
           <w:p>
             <w:r>
               <w:rPr>
                 <w:rFonts w:ascii="TH Sarabun New" w:hAnsi="TH Sarabun New" w:eastAsia="TH Sarabun New" w:cs="TH Sarabun New"/>
+                <w:b w:val="0"/>
+                <w:i w:val="0"/>
                 <w:sz w:val="32"/>
               </w:rPr>
               <w:t>Stripe</w:t>
@@ -1045,12 +1405,14 @@
         </w:tc>
         <w:tc>
           <w:tcPr>
-            <w:tcW w:type="dxa" w:w="1337"/>
+            <w:tcW w:type="dxa" w:w="1289"/>
           </w:tcPr>
           <w:p>
             <w:r>
               <w:rPr>
                 <w:rFonts w:ascii="TH Sarabun New" w:hAnsi="TH Sarabun New" w:eastAsia="TH Sarabun New" w:cs="TH Sarabun New"/>
+                <w:b w:val="0"/>
+                <w:i w:val="0"/>
                 <w:sz w:val="32"/>
               </w:rPr>
               <w:t>global SaaS billing</w:t>
@@ -1059,12 +1421,14 @@
         </w:tc>
         <w:tc>
           <w:tcPr>
-            <w:tcW w:type="dxa" w:w="1337"/>
+            <w:tcW w:type="dxa" w:w="1289"/>
           </w:tcPr>
           <w:p>
             <w:r>
               <w:rPr>
                 <w:rFonts w:ascii="TH Sarabun New" w:hAnsi="TH Sarabun New" w:eastAsia="TH Sarabun New" w:cs="TH Sarabun New"/>
+                <w:b w:val="0"/>
+                <w:i w:val="0"/>
                 <w:sz w:val="32"/>
               </w:rPr>
               <w:t>no setup fee</w:t>
@@ -1073,12 +1437,14 @@
         </w:tc>
         <w:tc>
           <w:tcPr>
-            <w:tcW w:type="dxa" w:w="1337"/>
+            <w:tcW w:type="dxa" w:w="1289"/>
           </w:tcPr>
           <w:p>
             <w:r>
               <w:rPr>
                 <w:rFonts w:ascii="TH Sarabun New" w:hAnsi="TH Sarabun New" w:eastAsia="TH Sarabun New" w:cs="TH Sarabun New"/>
+                <w:b w:val="0"/>
+                <w:i w:val="0"/>
                 <w:sz w:val="32"/>
               </w:rPr>
               <w:t>เมื่อมี paid global customers</w:t>
@@ -1087,12 +1453,14 @@
         </w:tc>
         <w:tc>
           <w:tcPr>
-            <w:tcW w:type="dxa" w:w="1337"/>
+            <w:tcW w:type="dxa" w:w="1289"/>
           </w:tcPr>
           <w:p>
             <w:r>
               <w:rPr>
                 <w:rFonts w:ascii="TH Sarabun New" w:hAnsi="TH Sarabun New" w:eastAsia="TH Sarabun New" w:cs="TH Sarabun New"/>
+                <w:b w:val="0"/>
+                <w:i w:val="0"/>
                 <w:sz w:val="32"/>
               </w:rPr>
               <w:t>3.65% / transaction</w:t>
@@ -1101,12 +1469,14 @@
         </w:tc>
         <w:tc>
           <w:tcPr>
-            <w:tcW w:type="dxa" w:w="1337"/>
+            <w:tcW w:type="dxa" w:w="1289"/>
           </w:tcPr>
           <w:p>
             <w:r>
               <w:rPr>
                 <w:rFonts w:ascii="TH Sarabun New" w:hAnsi="TH Sarabun New" w:eastAsia="TH Sarabun New" w:cs="TH Sarabun New"/>
+                <w:b w:val="0"/>
+                <w:i w:val="0"/>
                 <w:sz w:val="32"/>
               </w:rPr>
               <w:t>2026-04-02 (planning sync)</w:t>
@@ -1115,12 +1485,14 @@
         </w:tc>
         <w:tc>
           <w:tcPr>
-            <w:tcW w:type="dxa" w:w="1337"/>
+            <w:tcW w:type="dxa" w:w="1289"/>
           </w:tcPr>
           <w:p>
             <w:r>
               <w:rPr>
                 <w:rFonts w:ascii="TH Sarabun New" w:hAnsi="TH Sarabun New" w:eastAsia="TH Sarabun New" w:cs="TH Sarabun New"/>
+                <w:b w:val="0"/>
+                <w:i w:val="0"/>
                 <w:sz w:val="32"/>
               </w:rPr>
               <w:t>transaction basis</w:t>
@@ -1131,12 +1503,14 @@
       <w:tr>
         <w:tc>
           <w:tcPr>
-            <w:tcW w:type="dxa" w:w="1337"/>
+            <w:tcW w:type="dxa" w:w="1289"/>
           </w:tcPr>
           <w:p>
             <w:r>
               <w:rPr>
                 <w:rFonts w:ascii="TH Sarabun New" w:hAnsi="TH Sarabun New" w:eastAsia="TH Sarabun New" w:cs="TH Sarabun New"/>
+                <w:b w:val="0"/>
+                <w:i w:val="0"/>
                 <w:sz w:val="32"/>
               </w:rPr>
               <w:t>Omise</w:t>
@@ -1145,12 +1519,14 @@
         </w:tc>
         <w:tc>
           <w:tcPr>
-            <w:tcW w:type="dxa" w:w="1337"/>
+            <w:tcW w:type="dxa" w:w="1289"/>
           </w:tcPr>
           <w:p>
             <w:r>
               <w:rPr>
                 <w:rFonts w:ascii="TH Sarabun New" w:hAnsi="TH Sarabun New" w:eastAsia="TH Sarabun New" w:cs="TH Sarabun New"/>
+                <w:b w:val="0"/>
+                <w:i w:val="0"/>
                 <w:sz w:val="32"/>
               </w:rPr>
               <w:t>Thai billing / PromptPay</w:t>
@@ -1159,12 +1535,14 @@
         </w:tc>
         <w:tc>
           <w:tcPr>
-            <w:tcW w:type="dxa" w:w="1337"/>
+            <w:tcW w:type="dxa" w:w="1289"/>
           </w:tcPr>
           <w:p>
             <w:r>
               <w:rPr>
                 <w:rFonts w:ascii="TH Sarabun New" w:hAnsi="TH Sarabun New" w:eastAsia="TH Sarabun New" w:cs="TH Sarabun New"/>
+                <w:b w:val="0"/>
+                <w:i w:val="0"/>
                 <w:sz w:val="32"/>
               </w:rPr>
               <w:t>no setup fee</w:t>
@@ -1173,12 +1551,14 @@
         </w:tc>
         <w:tc>
           <w:tcPr>
-            <w:tcW w:type="dxa" w:w="1337"/>
+            <w:tcW w:type="dxa" w:w="1289"/>
           </w:tcPr>
           <w:p>
             <w:r>
               <w:rPr>
                 <w:rFonts w:ascii="TH Sarabun New" w:hAnsi="TH Sarabun New" w:eastAsia="TH Sarabun New" w:cs="TH Sarabun New"/>
+                <w:b w:val="0"/>
+                <w:i w:val="0"/>
                 <w:sz w:val="32"/>
               </w:rPr>
               <w:t>เมื่อมี paid Thai customers</w:t>
@@ -1187,12 +1567,14 @@
         </w:tc>
         <w:tc>
           <w:tcPr>
-            <w:tcW w:type="dxa" w:w="1337"/>
+            <w:tcW w:type="dxa" w:w="1289"/>
           </w:tcPr>
           <w:p>
             <w:r>
               <w:rPr>
                 <w:rFonts w:ascii="TH Sarabun New" w:hAnsi="TH Sarabun New" w:eastAsia="TH Sarabun New" w:cs="TH Sarabun New"/>
+                <w:b w:val="0"/>
+                <w:i w:val="0"/>
                 <w:sz w:val="32"/>
               </w:rPr>
               <w:t>3.65% / transaction</w:t>
@@ -1201,12 +1583,14 @@
         </w:tc>
         <w:tc>
           <w:tcPr>
-            <w:tcW w:type="dxa" w:w="1337"/>
+            <w:tcW w:type="dxa" w:w="1289"/>
           </w:tcPr>
           <w:p>
             <w:r>
               <w:rPr>
                 <w:rFonts w:ascii="TH Sarabun New" w:hAnsi="TH Sarabun New" w:eastAsia="TH Sarabun New" w:cs="TH Sarabun New"/>
+                <w:b w:val="0"/>
+                <w:i w:val="0"/>
                 <w:sz w:val="32"/>
               </w:rPr>
               <w:t>2026-04-02 (planning sync)</w:t>
@@ -1215,12 +1599,14 @@
         </w:tc>
         <w:tc>
           <w:tcPr>
-            <w:tcW w:type="dxa" w:w="1337"/>
+            <w:tcW w:type="dxa" w:w="1289"/>
           </w:tcPr>
           <w:p>
             <w:r>
               <w:rPr>
                 <w:rFonts w:ascii="TH Sarabun New" w:hAnsi="TH Sarabun New" w:eastAsia="TH Sarabun New" w:cs="TH Sarabun New"/>
+                <w:b w:val="0"/>
+                <w:i w:val="0"/>
                 <w:sz w:val="32"/>
               </w:rPr>
               <w:t>transaction basis</w:t>
@@ -1233,13 +1619,14 @@
     <w:p/>
     <w:p>
       <w:pPr>
-        <w:pStyle w:val="Heading1"/>
+        <w:pStyle w:val="Heading2"/>
       </w:pPr>
       <w:r>
         <w:rPr>
           <w:rFonts w:ascii="TH Sarabun New" w:hAnsi="TH Sarabun New" w:eastAsia="TH Sarabun New" w:cs="TH Sarabun New"/>
           <w:b/>
-          <w:sz w:val="40"/>
+          <w:i w:val="0"/>
+          <w:sz w:val="36"/>
         </w:rPr>
         <w:t>Usage Rules</w:t>
       </w:r>
@@ -1252,6 +1639,8 @@
       <w:r>
         <w:rPr>
           <w:rFonts w:ascii="TH Sarabun New" w:hAnsi="TH Sarabun New" w:eastAsia="TH Sarabun New" w:cs="TH Sarabun New"/>
+          <w:b w:val="0"/>
+          <w:i w:val="0"/>
           <w:sz w:val="32"/>
         </w:rPr>
         <w:t>ถ้ามีตัวเลข price/limit ของ service ข้างต้นปรากฏในเอกสารอื่น ให้ยึดไฟล์นี้เป็นตัวกลางก่อน</w:t>
@@ -1264,9 +1653,20 @@
       <w:r>
         <w:rPr>
           <w:rFonts w:ascii="TH Sarabun New" w:hAnsi="TH Sarabun New" w:eastAsia="TH Sarabun New" w:cs="TH Sarabun New"/>
+          <w:b w:val="0"/>
+          <w:i w:val="0"/>
           <w:sz w:val="32"/>
         </w:rPr>
-        <w:t>ถ้าเอกสารอื่นต้องพูดถึง service เดิมซ้ำ ให้ใช้ wording เดียวกับ column Canonical planning estimate</w:t>
+        <w:t xml:space="preserve">ถ้าเอกสารอื่นต้องพูดถึง service เดิมซ้ำ ให้ใช้ wording เดียวกับ column </w:t>
+      </w:r>
+      <w:r>
+        <w:rPr>
+          <w:rFonts w:ascii="Consolas" w:hAnsi="Consolas" w:eastAsia="Consolas" w:cs="Consolas"/>
+          <w:b w:val="0"/>
+          <w:i w:val="0"/>
+          <w:sz w:val="20"/>
+        </w:rPr>
+        <w:t>Canonical planning estimate</w:t>
       </w:r>
     </w:p>
     <w:p>
@@ -1276,19 +1676,215 @@
       <w:r>
         <w:rPr>
           <w:rFonts w:ascii="TH Sarabun New" w:hAnsi="TH Sarabun New" w:eastAsia="TH Sarabun New" w:cs="TH Sarabun New"/>
+          <w:b w:val="0"/>
+          <w:i w:val="0"/>
           <w:sz w:val="32"/>
         </w:rPr>
-        <w:t>ถ้าทีม re-check vendor จริงแล้ว ให้ update ไฟล์นี้ก่อน แล้วค่อย sync SB-00_Backend_Security_v1_1.md (./SB-00_Backend_Security_v1_1.md) และ SB-00_Procurement_List_v1_1.md (./SB-00_Procurement_List_v1_1.md)</w:t>
+        <w:t>ถ้าทีม re-check vendor จริงแล้ว ให้ update ไฟล์นี้ก่อน แล้วค่อย sync SB-00</w:t>
+      </w:r>
+      <w:r>
+        <w:rPr>
+          <w:rFonts w:ascii="TH Sarabun New" w:hAnsi="TH Sarabun New" w:eastAsia="TH Sarabun New" w:cs="TH Sarabun New"/>
+          <w:b w:val="0"/>
+          <w:i/>
+          <w:sz w:val="32"/>
+        </w:rPr>
+        <w:t>Backend</w:t>
+      </w:r>
+      <w:r>
+        <w:rPr>
+          <w:rFonts w:ascii="TH Sarabun New" w:hAnsi="TH Sarabun New" w:eastAsia="TH Sarabun New" w:cs="TH Sarabun New"/>
+          <w:b w:val="0"/>
+          <w:i w:val="0"/>
+          <w:sz w:val="32"/>
+        </w:rPr>
+        <w:t>Security</w:t>
+      </w:r>
+      <w:r>
+        <w:rPr>
+          <w:rFonts w:ascii="TH Sarabun New" w:hAnsi="TH Sarabun New" w:eastAsia="TH Sarabun New" w:cs="TH Sarabun New"/>
+          <w:b w:val="0"/>
+          <w:i/>
+          <w:sz w:val="32"/>
+        </w:rPr>
+        <w:t>v1</w:t>
+      </w:r>
+      <w:r>
+        <w:rPr>
+          <w:rFonts w:ascii="TH Sarabun New" w:hAnsi="TH Sarabun New" w:eastAsia="TH Sarabun New" w:cs="TH Sarabun New"/>
+          <w:b w:val="0"/>
+          <w:i w:val="0"/>
+          <w:sz w:val="32"/>
+        </w:rPr>
+        <w:t>1.md (./SB-00</w:t>
+      </w:r>
+      <w:r>
+        <w:rPr>
+          <w:rFonts w:ascii="TH Sarabun New" w:hAnsi="TH Sarabun New" w:eastAsia="TH Sarabun New" w:cs="TH Sarabun New"/>
+          <w:b w:val="0"/>
+          <w:i/>
+          <w:sz w:val="32"/>
+        </w:rPr>
+        <w:t>Backend</w:t>
+      </w:r>
+      <w:r>
+        <w:rPr>
+          <w:rFonts w:ascii="TH Sarabun New" w:hAnsi="TH Sarabun New" w:eastAsia="TH Sarabun New" w:cs="TH Sarabun New"/>
+          <w:b w:val="0"/>
+          <w:i w:val="0"/>
+          <w:sz w:val="32"/>
+        </w:rPr>
+        <w:t>Security</w:t>
+      </w:r>
+      <w:r>
+        <w:rPr>
+          <w:rFonts w:ascii="TH Sarabun New" w:hAnsi="TH Sarabun New" w:eastAsia="TH Sarabun New" w:cs="TH Sarabun New"/>
+          <w:b w:val="0"/>
+          <w:i/>
+          <w:sz w:val="32"/>
+        </w:rPr>
+        <w:t>v1</w:t>
+      </w:r>
+      <w:r>
+        <w:rPr>
+          <w:rFonts w:ascii="TH Sarabun New" w:hAnsi="TH Sarabun New" w:eastAsia="TH Sarabun New" w:cs="TH Sarabun New"/>
+          <w:b w:val="0"/>
+          <w:i w:val="0"/>
+          <w:sz w:val="32"/>
+        </w:rPr>
+        <w:t>1.md) และ SB-00</w:t>
+      </w:r>
+      <w:r>
+        <w:rPr>
+          <w:rFonts w:ascii="TH Sarabun New" w:hAnsi="TH Sarabun New" w:eastAsia="TH Sarabun New" w:cs="TH Sarabun New"/>
+          <w:b w:val="0"/>
+          <w:i/>
+          <w:sz w:val="32"/>
+        </w:rPr>
+        <w:t>Procurement</w:t>
+      </w:r>
+      <w:r>
+        <w:rPr>
+          <w:rFonts w:ascii="TH Sarabun New" w:hAnsi="TH Sarabun New" w:eastAsia="TH Sarabun New" w:cs="TH Sarabun New"/>
+          <w:b w:val="0"/>
+          <w:i w:val="0"/>
+          <w:sz w:val="32"/>
+        </w:rPr>
+        <w:t>List</w:t>
+      </w:r>
+      <w:r>
+        <w:rPr>
+          <w:rFonts w:ascii="TH Sarabun New" w:hAnsi="TH Sarabun New" w:eastAsia="TH Sarabun New" w:cs="TH Sarabun New"/>
+          <w:b w:val="0"/>
+          <w:i/>
+          <w:sz w:val="32"/>
+        </w:rPr>
+        <w:t>v1</w:t>
+      </w:r>
+      <w:r>
+        <w:rPr>
+          <w:rFonts w:ascii="TH Sarabun New" w:hAnsi="TH Sarabun New" w:eastAsia="TH Sarabun New" w:cs="TH Sarabun New"/>
+          <w:b w:val="0"/>
+          <w:i w:val="0"/>
+          <w:sz w:val="32"/>
+        </w:rPr>
+        <w:t>1.md (./SB-00</w:t>
+      </w:r>
+      <w:r>
+        <w:rPr>
+          <w:rFonts w:ascii="TH Sarabun New" w:hAnsi="TH Sarabun New" w:eastAsia="TH Sarabun New" w:cs="TH Sarabun New"/>
+          <w:b w:val="0"/>
+          <w:i/>
+          <w:sz w:val="32"/>
+        </w:rPr>
+        <w:t>Procurement</w:t>
+      </w:r>
+      <w:r>
+        <w:rPr>
+          <w:rFonts w:ascii="TH Sarabun New" w:hAnsi="TH Sarabun New" w:eastAsia="TH Sarabun New" w:cs="TH Sarabun New"/>
+          <w:b w:val="0"/>
+          <w:i w:val="0"/>
+          <w:sz w:val="32"/>
+        </w:rPr>
+        <w:t>List</w:t>
+      </w:r>
+      <w:r>
+        <w:rPr>
+          <w:rFonts w:ascii="TH Sarabun New" w:hAnsi="TH Sarabun New" w:eastAsia="TH Sarabun New" w:cs="TH Sarabun New"/>
+          <w:b w:val="0"/>
+          <w:i/>
+          <w:sz w:val="32"/>
+        </w:rPr>
+        <w:t>v1</w:t>
+      </w:r>
+      <w:r>
+        <w:rPr>
+          <w:rFonts w:ascii="TH Sarabun New" w:hAnsi="TH Sarabun New" w:eastAsia="TH Sarabun New" w:cs="TH Sarabun New"/>
+          <w:b w:val="0"/>
+          <w:i w:val="0"/>
+          <w:sz w:val="32"/>
+        </w:rPr>
+        <w:t>1.md)</w:t>
       </w:r>
     </w:p>
     <w:sectPr>
-      <w:pgSz w:w="12240" w:h="15840"/>
+      <w:headerReference w:type="default" r:id="rId9"/>
+      <w:footerReference w:type="default" r:id="rId10"/>
+      <w:pgSz w:w="11906" w:h="16838"/>
       <w:pgMar w:top="1440" w:right="1440" w:bottom="1440" w:left="1440" w:header="720" w:footer="720" w:gutter="0"/>
       <w:cols w:space="720"/>
       <w:docGrid w:linePitch="360"/>
     </w:sectPr>
   </w:body>
 </w:document>
+</file>
+
+<file path=word/footer1.xml><?xml version="1.0" encoding="utf-8"?>
+<w:ftr xmlns:m="http://schemas.openxmlformats.org/officeDocument/2006/math" xmlns:mc="http://schemas.openxmlformats.org/markup-compatibility/2006" xmlns:mo="http://schemas.microsoft.com/office/mac/office/2008/main" xmlns:mv="urn:schemas-microsoft-com:mac:vml" xmlns:o="urn:schemas-microsoft-com:office:office" xmlns:r="http://schemas.openxmlformats.org/officeDocument/2006/relationships" xmlns:v="urn:schemas-microsoft-com:vml" xmlns:w10="urn:schemas-microsoft-com:office:word" xmlns:w14="http://schemas.microsoft.com/office/word/2010/wordml" xmlns:w="http://schemas.openxmlformats.org/wordprocessingml/2006/main" xmlns:wne="http://schemas.microsoft.com/office/word/2006/wordml" xmlns:wp14="http://schemas.microsoft.com/office/word/2010/wordprocessingDrawing" xmlns:wp="http://schemas.openxmlformats.org/drawingml/2006/wordprocessingDrawing" xmlns:wpc="http://schemas.microsoft.com/office/word/2010/wordprocessingCanvas" xmlns:wpg="http://schemas.microsoft.com/office/word/2010/wordprocessingGroup" xmlns:wpi="http://schemas.microsoft.com/office/word/2010/wordprocessingInk" xmlns:wps="http://schemas.microsoft.com/office/word/2010/wordprocessingShape" mc:Ignorable="w14 wp14">
+  <w:p>
+    <w:pPr>
+      <w:pStyle w:val="Footer"/>
+      <w:jc w:val="center"/>
+    </w:pPr>
+    <w:r>
+      <w:rPr>
+        <w:rFonts w:ascii="TH Sarabun New" w:hAnsi="TH Sarabun New" w:eastAsia="TH Sarabun New" w:cs="TH Sarabun New"/>
+        <w:sz w:val="20"/>
+      </w:rPr>
+      <w:t xml:space="preserve">หน้า </w:t>
+    </w:r>
+    <w:r>
+      <w:rPr>
+        <w:rFonts w:ascii="TH Sarabun New" w:hAnsi="TH Sarabun New" w:eastAsia="TH Sarabun New" w:cs="TH Sarabun New"/>
+        <w:sz w:val="20"/>
+      </w:rPr>
+      <w:fldChar w:fldCharType="begin"/>
+      <w:instrText xml:space="preserve"> PAGE </w:instrText>
+      <w:fldChar w:fldCharType="separate"/>
+      <w:fldChar w:fldCharType="end"/>
+    </w:r>
+  </w:p>
+</w:ftr>
+</file>
+
+<file path=word/header1.xml><?xml version="1.0" encoding="utf-8"?>
+<w:hdr xmlns:m="http://schemas.openxmlformats.org/officeDocument/2006/math" xmlns:mc="http://schemas.openxmlformats.org/markup-compatibility/2006" xmlns:mo="http://schemas.microsoft.com/office/mac/office/2008/main" xmlns:mv="urn:schemas-microsoft-com:mac:vml" xmlns:o="urn:schemas-microsoft-com:office:office" xmlns:r="http://schemas.openxmlformats.org/officeDocument/2006/relationships" xmlns:v="urn:schemas-microsoft-com:vml" xmlns:w10="urn:schemas-microsoft-com:office:word" xmlns:w14="http://schemas.microsoft.com/office/word/2010/wordml" xmlns:w="http://schemas.openxmlformats.org/wordprocessingml/2006/main" xmlns:wne="http://schemas.microsoft.com/office/word/2006/wordml" xmlns:wp14="http://schemas.microsoft.com/office/word/2010/wordprocessingDrawing" xmlns:wp="http://schemas.openxmlformats.org/drawingml/2006/wordprocessingDrawing" xmlns:wpc="http://schemas.microsoft.com/office/word/2010/wordprocessingCanvas" xmlns:wpg="http://schemas.microsoft.com/office/word/2010/wordprocessingGroup" xmlns:wpi="http://schemas.microsoft.com/office/word/2010/wordprocessingInk" xmlns:wps="http://schemas.microsoft.com/office/word/2010/wordprocessingShape" mc:Ignorable="w14 wp14">
+  <w:p>
+    <w:pPr>
+      <w:pStyle w:val="Header"/>
+      <w:jc w:val="right"/>
+    </w:pPr>
+    <w:r>
+      <w:rPr>
+        <w:rFonts w:ascii="TH Sarabun New" w:hAnsi="TH Sarabun New" w:eastAsia="TH Sarabun New" w:cs="TH Sarabun New"/>
+        <w:b w:val="0"/>
+        <w:i w:val="0"/>
+        <w:sz w:val="20"/>
+      </w:rPr>
+      <w:t>SB-00 - Third-Party Pricing Baseline</w:t>
+    </w:r>
+  </w:p>
+</w:hdr>
 </file>
 
 <file path=word/numbering.xml><?xml version="1.0" encoding="utf-8"?>
@@ -1654,6 +2250,9 @@
     <w:name w:val="Normal"/>
     <w:qFormat/>
     <w:rsid w:val="00FC693F"/>
+    <w:pPr>
+      <w:spacing w:after="120" w:line="276" w:lineRule="auto"/>
+    </w:pPr>
     <w:rPr>
       <w:rFonts w:ascii="TH Sarabun New" w:hAnsi="TH Sarabun New"/>
       <w:sz w:val="32"/>
@@ -1714,7 +2313,7 @@
     <w:pPr>
       <w:keepNext/>
       <w:keepLines/>
-      <w:spacing w:before="480" w:after="0"/>
+      <w:spacing w:before="480" w:after="120" w:line="276" w:lineRule="auto"/>
       <w:outlineLvl w:val="0"/>
     </w:pPr>
     <w:rPr>
@@ -1738,7 +2337,7 @@
     <w:pPr>
       <w:keepNext/>
       <w:keepLines/>
-      <w:spacing w:before="200" w:after="0"/>
+      <w:spacing w:before="200" w:after="120" w:line="276" w:lineRule="auto"/>
       <w:outlineLvl w:val="1"/>
     </w:pPr>
     <w:rPr>
@@ -1762,7 +2361,7 @@
     <w:pPr>
       <w:keepNext/>
       <w:keepLines/>
-      <w:spacing w:before="200" w:after="0"/>
+      <w:spacing w:before="200" w:after="120" w:line="276" w:lineRule="auto"/>
       <w:outlineLvl w:val="2"/>
     </w:pPr>
     <w:rPr>
@@ -2004,15 +2603,16 @@
       <w:pBdr>
         <w:bottom w:val="single" w:sz="8" w:space="4" w:color="4F81BD" w:themeColor="accent1"/>
       </w:pBdr>
-      <w:spacing w:after="300" w:line="240" w:lineRule="auto"/>
+      <w:spacing w:after="120" w:line="276" w:lineRule="auto"/>
       <w:contextualSpacing/>
     </w:pPr>
     <w:rPr>
       <w:rFonts w:asciiTheme="majorHAnsi" w:eastAsiaTheme="majorEastAsia" w:hAnsiTheme="majorHAnsi" w:cstheme="majorBidi" w:ascii="TH Sarabun New" w:hAnsi="TH Sarabun New"/>
+      <w:b/>
       <w:color w:val="17365D" w:themeColor="text2" w:themeShade="BF"/>
       <w:spacing w:val="5"/>
       <w:kern w:val="28"/>
-      <w:sz w:val="48"/>
+      <w:sz w:val="52"/>
       <w:szCs w:val="52"/>
     </w:rPr>
   </w:style>
@@ -2186,8 +2786,13 @@
       <w:numPr>
         <w:numId w:val="1"/>
       </w:numPr>
+      <w:spacing w:after="80" w:line="264" w:lineRule="auto"/>
       <w:contextualSpacing/>
     </w:pPr>
+    <w:rPr>
+      <w:rFonts w:ascii="TH Sarabun New" w:hAnsi="TH Sarabun New"/>
+      <w:sz w:val="32"/>
+    </w:rPr>
   </w:style>
   <w:style w:type="paragraph" w:styleId="ListBullet2">
     <w:name w:val="List Bullet 2"/>
@@ -2225,8 +2830,13 @@
       <w:numPr>
         <w:numId w:val="5"/>
       </w:numPr>
+      <w:spacing w:after="80" w:line="264" w:lineRule="auto"/>
       <w:contextualSpacing/>
     </w:pPr>
+    <w:rPr>
+      <w:rFonts w:ascii="TH Sarabun New" w:hAnsi="TH Sarabun New"/>
+      <w:sz w:val="32"/>
+    </w:rPr>
   </w:style>
   <w:style w:type="paragraph" w:styleId="ListNumber2">
     <w:name w:val="List Number 2"/>
@@ -13344,6 +13954,10 @@
   </w:style>
   <w:style w:type="paragraph" w:customStyle="1" w:styleId="CodeBlock">
     <w:name w:val="Code Block"/>
+    <w:pPr>
+      <w:spacing w:after="120" w:line="240" w:lineRule="auto"/>
+      <w:ind w:left="360"/>
+    </w:pPr>
     <w:rPr>
       <w:rFonts w:ascii="Consolas" w:hAnsi="Consolas"/>
       <w:sz w:val="18"/>

--- a/doc/human/SB-00_Third_Party_Pricing_Baseline_v1_1.docx
+++ b/doc/human/SB-00_Third_Party_Pricing_Baseline_v1_1.docx
@@ -140,92 +140,10 @@
           <w:i w:val="0"/>
           <w:sz w:val="32"/>
         </w:rPr>
-        <w:t xml:space="preserve"> ใช้คู่กับ SB-00</w:t>
-      </w:r>
-      <w:r>
-        <w:rPr>
-          <w:rFonts w:ascii="TH Sarabun New" w:hAnsi="TH Sarabun New" w:eastAsia="TH Sarabun New" w:cs="TH Sarabun New"/>
-          <w:b w:val="0"/>
-          <w:i/>
-          <w:sz w:val="32"/>
-        </w:rPr>
-        <w:t>Master</w:t>
-      </w:r>
-      <w:r>
-        <w:rPr>
-          <w:rFonts w:ascii="TH Sarabun New" w:hAnsi="TH Sarabun New" w:eastAsia="TH Sarabun New" w:cs="TH Sarabun New"/>
-          <w:b w:val="0"/>
-          <w:i w:val="0"/>
-          <w:sz w:val="32"/>
-        </w:rPr>
-        <w:t>Assumptions</w:t>
-      </w:r>
-      <w:r>
-        <w:rPr>
-          <w:rFonts w:ascii="TH Sarabun New" w:hAnsi="TH Sarabun New" w:eastAsia="TH Sarabun New" w:cs="TH Sarabun New"/>
-          <w:b w:val="0"/>
-          <w:i/>
-          <w:sz w:val="32"/>
-        </w:rPr>
-        <w:t>v1</w:t>
-      </w:r>
-      <w:r>
-        <w:rPr>
-          <w:rFonts w:ascii="TH Sarabun New" w:hAnsi="TH Sarabun New" w:eastAsia="TH Sarabun New" w:cs="TH Sarabun New"/>
-          <w:b w:val="0"/>
-          <w:i w:val="0"/>
-          <w:sz w:val="32"/>
-        </w:rPr>
-        <w:t>1.md (./SB-00</w:t>
-      </w:r>
-      <w:r>
-        <w:rPr>
-          <w:rFonts w:ascii="TH Sarabun New" w:hAnsi="TH Sarabun New" w:eastAsia="TH Sarabun New" w:cs="TH Sarabun New"/>
-          <w:b w:val="0"/>
-          <w:i/>
-          <w:sz w:val="32"/>
-        </w:rPr>
-        <w:t>Master</w:t>
-      </w:r>
-      <w:r>
-        <w:rPr>
-          <w:rFonts w:ascii="TH Sarabun New" w:hAnsi="TH Sarabun New" w:eastAsia="TH Sarabun New" w:cs="TH Sarabun New"/>
-          <w:b w:val="0"/>
-          <w:i w:val="0"/>
-          <w:sz w:val="32"/>
-        </w:rPr>
-        <w:t>Assumptions</w:t>
-      </w:r>
-      <w:r>
-        <w:rPr>
-          <w:rFonts w:ascii="TH Sarabun New" w:hAnsi="TH Sarabun New" w:eastAsia="TH Sarabun New" w:cs="TH Sarabun New"/>
-          <w:b w:val="0"/>
-          <w:i/>
-          <w:sz w:val="32"/>
-        </w:rPr>
-        <w:t>v1</w:t>
-      </w:r>
-      <w:r>
-        <w:rPr>
-          <w:rFonts w:ascii="TH Sarabun New" w:hAnsi="TH Sarabun New" w:eastAsia="TH Sarabun New" w:cs="TH Sarabun New"/>
-          <w:b w:val="0"/>
-          <w:i w:val="0"/>
-          <w:sz w:val="32"/>
-        </w:rPr>
-        <w:t>1.md)</w:t>
+        <w:t xml:space="preserve"> ใช้คู่กับ SB-00_Master_Assumptions_v1_1.md (./SB-00_Master_Assumptions_v1_1.md)</w:t>
       </w:r>
     </w:p>
-    <w:p>
-      <w:r>
-        <w:rPr>
-          <w:rFonts w:ascii="TH Sarabun New" w:hAnsi="TH Sarabun New" w:eastAsia="TH Sarabun New" w:cs="TH Sarabun New"/>
-          <w:b w:val="0"/>
-          <w:i w:val="0"/>
-          <w:sz w:val="32"/>
-        </w:rPr>
-        <w:t>&gt;</w:t>
-      </w:r>
-    </w:p>
+    <w:p/>
     <w:p>
       <w:pPr>
         <w:ind w:left="360"/>
@@ -285,17 +203,7 @@
         <w:t>) ไม่ใช่ live vendor quote</w:t>
       </w:r>
     </w:p>
-    <w:p>
-      <w:r>
-        <w:rPr>
-          <w:rFonts w:ascii="TH Sarabun New" w:hAnsi="TH Sarabun New" w:eastAsia="TH Sarabun New" w:cs="TH Sarabun New"/>
-          <w:b w:val="0"/>
-          <w:i w:val="0"/>
-          <w:sz w:val="32"/>
-        </w:rPr>
-        <w:t>&gt;</w:t>
-      </w:r>
-    </w:p>
+    <w:p/>
     <w:p>
       <w:pPr>
         <w:ind w:left="360"/>
@@ -1680,151 +1588,7 @@
           <w:i w:val="0"/>
           <w:sz w:val="32"/>
         </w:rPr>
-        <w:t>ถ้าทีม re-check vendor จริงแล้ว ให้ update ไฟล์นี้ก่อน แล้วค่อย sync SB-00</w:t>
-      </w:r>
-      <w:r>
-        <w:rPr>
-          <w:rFonts w:ascii="TH Sarabun New" w:hAnsi="TH Sarabun New" w:eastAsia="TH Sarabun New" w:cs="TH Sarabun New"/>
-          <w:b w:val="0"/>
-          <w:i/>
-          <w:sz w:val="32"/>
-        </w:rPr>
-        <w:t>Backend</w:t>
-      </w:r>
-      <w:r>
-        <w:rPr>
-          <w:rFonts w:ascii="TH Sarabun New" w:hAnsi="TH Sarabun New" w:eastAsia="TH Sarabun New" w:cs="TH Sarabun New"/>
-          <w:b w:val="0"/>
-          <w:i w:val="0"/>
-          <w:sz w:val="32"/>
-        </w:rPr>
-        <w:t>Security</w:t>
-      </w:r>
-      <w:r>
-        <w:rPr>
-          <w:rFonts w:ascii="TH Sarabun New" w:hAnsi="TH Sarabun New" w:eastAsia="TH Sarabun New" w:cs="TH Sarabun New"/>
-          <w:b w:val="0"/>
-          <w:i/>
-          <w:sz w:val="32"/>
-        </w:rPr>
-        <w:t>v1</w:t>
-      </w:r>
-      <w:r>
-        <w:rPr>
-          <w:rFonts w:ascii="TH Sarabun New" w:hAnsi="TH Sarabun New" w:eastAsia="TH Sarabun New" w:cs="TH Sarabun New"/>
-          <w:b w:val="0"/>
-          <w:i w:val="0"/>
-          <w:sz w:val="32"/>
-        </w:rPr>
-        <w:t>1.md (./SB-00</w:t>
-      </w:r>
-      <w:r>
-        <w:rPr>
-          <w:rFonts w:ascii="TH Sarabun New" w:hAnsi="TH Sarabun New" w:eastAsia="TH Sarabun New" w:cs="TH Sarabun New"/>
-          <w:b w:val="0"/>
-          <w:i/>
-          <w:sz w:val="32"/>
-        </w:rPr>
-        <w:t>Backend</w:t>
-      </w:r>
-      <w:r>
-        <w:rPr>
-          <w:rFonts w:ascii="TH Sarabun New" w:hAnsi="TH Sarabun New" w:eastAsia="TH Sarabun New" w:cs="TH Sarabun New"/>
-          <w:b w:val="0"/>
-          <w:i w:val="0"/>
-          <w:sz w:val="32"/>
-        </w:rPr>
-        <w:t>Security</w:t>
-      </w:r>
-      <w:r>
-        <w:rPr>
-          <w:rFonts w:ascii="TH Sarabun New" w:hAnsi="TH Sarabun New" w:eastAsia="TH Sarabun New" w:cs="TH Sarabun New"/>
-          <w:b w:val="0"/>
-          <w:i/>
-          <w:sz w:val="32"/>
-        </w:rPr>
-        <w:t>v1</w:t>
-      </w:r>
-      <w:r>
-        <w:rPr>
-          <w:rFonts w:ascii="TH Sarabun New" w:hAnsi="TH Sarabun New" w:eastAsia="TH Sarabun New" w:cs="TH Sarabun New"/>
-          <w:b w:val="0"/>
-          <w:i w:val="0"/>
-          <w:sz w:val="32"/>
-        </w:rPr>
-        <w:t>1.md) และ SB-00</w:t>
-      </w:r>
-      <w:r>
-        <w:rPr>
-          <w:rFonts w:ascii="TH Sarabun New" w:hAnsi="TH Sarabun New" w:eastAsia="TH Sarabun New" w:cs="TH Sarabun New"/>
-          <w:b w:val="0"/>
-          <w:i/>
-          <w:sz w:val="32"/>
-        </w:rPr>
-        <w:t>Procurement</w:t>
-      </w:r>
-      <w:r>
-        <w:rPr>
-          <w:rFonts w:ascii="TH Sarabun New" w:hAnsi="TH Sarabun New" w:eastAsia="TH Sarabun New" w:cs="TH Sarabun New"/>
-          <w:b w:val="0"/>
-          <w:i w:val="0"/>
-          <w:sz w:val="32"/>
-        </w:rPr>
-        <w:t>List</w:t>
-      </w:r>
-      <w:r>
-        <w:rPr>
-          <w:rFonts w:ascii="TH Sarabun New" w:hAnsi="TH Sarabun New" w:eastAsia="TH Sarabun New" w:cs="TH Sarabun New"/>
-          <w:b w:val="0"/>
-          <w:i/>
-          <w:sz w:val="32"/>
-        </w:rPr>
-        <w:t>v1</w:t>
-      </w:r>
-      <w:r>
-        <w:rPr>
-          <w:rFonts w:ascii="TH Sarabun New" w:hAnsi="TH Sarabun New" w:eastAsia="TH Sarabun New" w:cs="TH Sarabun New"/>
-          <w:b w:val="0"/>
-          <w:i w:val="0"/>
-          <w:sz w:val="32"/>
-        </w:rPr>
-        <w:t>1.md (./SB-00</w:t>
-      </w:r>
-      <w:r>
-        <w:rPr>
-          <w:rFonts w:ascii="TH Sarabun New" w:hAnsi="TH Sarabun New" w:eastAsia="TH Sarabun New" w:cs="TH Sarabun New"/>
-          <w:b w:val="0"/>
-          <w:i/>
-          <w:sz w:val="32"/>
-        </w:rPr>
-        <w:t>Procurement</w:t>
-      </w:r>
-      <w:r>
-        <w:rPr>
-          <w:rFonts w:ascii="TH Sarabun New" w:hAnsi="TH Sarabun New" w:eastAsia="TH Sarabun New" w:cs="TH Sarabun New"/>
-          <w:b w:val="0"/>
-          <w:i w:val="0"/>
-          <w:sz w:val="32"/>
-        </w:rPr>
-        <w:t>List</w:t>
-      </w:r>
-      <w:r>
-        <w:rPr>
-          <w:rFonts w:ascii="TH Sarabun New" w:hAnsi="TH Sarabun New" w:eastAsia="TH Sarabun New" w:cs="TH Sarabun New"/>
-          <w:b w:val="0"/>
-          <w:i/>
-          <w:sz w:val="32"/>
-        </w:rPr>
-        <w:t>v1</w:t>
-      </w:r>
-      <w:r>
-        <w:rPr>
-          <w:rFonts w:ascii="TH Sarabun New" w:hAnsi="TH Sarabun New" w:eastAsia="TH Sarabun New" w:cs="TH Sarabun New"/>
-          <w:b w:val="0"/>
-          <w:i w:val="0"/>
-          <w:sz w:val="32"/>
-        </w:rPr>
-        <w:t>1.md)</w:t>
+        <w:t>ถ้าทีม re-check vendor จริงแล้ว ให้ update ไฟล์นี้ก่อน แล้วค่อย sync SB-00_Backend_Security_v1_1.md (./SB-00_Backend_Security_v1_1.md) และ SB-00_Procurement_List_v1_1.md (./SB-00_Procurement_List_v1_1.md)</w:t>
       </w:r>
     </w:p>
     <w:sectPr>

--- a/doc/human/SB-00_Third_Party_Pricing_Baseline_v1_1.docx
+++ b/doc/human/SB-00_Third_Party_Pricing_Baseline_v1_1.docx
@@ -67,7 +67,7 @@
           <w:i w:val="0"/>
           <w:sz w:val="28"/>
         </w:rPr>
-        <w:t>Generated on: 2026-04-02</w:t>
+        <w:t>Generated on: 2026-04-03</w:t>
       </w:r>
     </w:p>
     <w:p>
